--- a/docs/stakeholder-requirements.docx
+++ b/docs/stakeholder-requirements.docx
@@ -4,13 +4,12 @@
   <w:body>
     <w:p>
       <w:pPr>
+        <w:pStyle w:val="Title"/>
         <w:jc w:val="center"/>
       </w:pPr>
       <w:r>
         <w:rPr>
           <w:b/>
-          <w:color w:val="1F4E79"/>
-          <w:sz w:val="40"/>
         </w:rPr>
         <w:t>Stakeholder Requirements</w:t>
       </w:r>
@@ -22,503 +21,494 @@
       <w:r>
         <w:rPr>
           <w:i/>
+          <w:color w:val="555555"/>
+          <w:sz w:val="22"/>
         </w:rPr>
-        <w:t>CSCI370 Renter Dispute Resolution Application</w:t>
+        <w:t>CSCI370 Renter Dispute Assistant</w:t>
       </w:r>
     </w:p>
-    <w:p/>
-    <w:tbl>
-      <w:tblPr>
-        <w:tblStyle w:val="TableGrid"/>
-        <w:tblW w:w="0" w:type="auto"/>
-        <w:jc w:val="center"/>
-        <w:tblLook w:val="04A0" w:firstRow="1" w:lastRow="0" w:firstColumn="1" w:lastColumn="0" w:noHBand="0" w:noVBand="1"/>
-      </w:tblPr>
-      <w:tblGrid>
-        <w:gridCol w:w="5184"/>
-        <w:gridCol w:w="5184"/>
-      </w:tblGrid>
-      <w:tr>
-        <w:trPr>
-          <w:jc w:val="center"/>
-        </w:trPr>
-        <w:tc>
-          <w:tcPr>
-            <w:tcW w:w="5184" w:type="dxa"/>
-            <w:shd w:val="clear" w:color="auto" w:fill="1F4E79"/>
-            <w:vAlign w:val="center"/>
-          </w:tcPr>
-          <w:p>
-            <w:r>
-              <w:rPr>
-                <w:b/>
-                <w:color w:val="FFFFFF"/>
-              </w:rPr>
-              <w:t>ID</w:t>
-            </w:r>
-          </w:p>
-        </w:tc>
-        <w:tc>
-          <w:tcPr>
-            <w:tcW w:w="5184" w:type="dxa"/>
-            <w:shd w:val="clear" w:color="auto" w:fill="1F4E79"/>
-            <w:vAlign w:val="center"/>
-          </w:tcPr>
-          <w:p>
-            <w:r>
-              <w:rPr>
-                <w:b/>
-                <w:color w:val="FFFFFF"/>
-              </w:rPr>
-              <w:t>Stakeholder Requirement</w:t>
-            </w:r>
-          </w:p>
-        </w:tc>
-      </w:tr>
-      <w:tr>
-        <w:trPr>
-          <w:jc w:val="center"/>
-        </w:trPr>
-        <w:tc>
-          <w:tcPr>
-            <w:tcW w:w="5184" w:type="dxa"/>
-            <w:vAlign w:val="center"/>
-          </w:tcPr>
-          <w:p>
-            <w:r>
-              <w:rPr>
-                <w:b/>
-              </w:rPr>
-              <w:t>SR1</w:t>
-            </w:r>
-          </w:p>
-        </w:tc>
-        <w:tc>
-          <w:tcPr>
-            <w:tcW w:w="5184" w:type="dxa"/>
-            <w:vAlign w:val="center"/>
-          </w:tcPr>
-          <w:p>
-            <w:r>
-              <w:t>As a renter, I want to create a dispute case for a security deposit or maintenance problem.</w:t>
-            </w:r>
-          </w:p>
-        </w:tc>
-      </w:tr>
-      <w:tr>
-        <w:trPr>
-          <w:jc w:val="center"/>
-        </w:trPr>
-        <w:tc>
-          <w:tcPr>
-            <w:tcW w:w="5184" w:type="dxa"/>
-            <w:shd w:val="clear" w:color="auto" w:fill="F3F8FC"/>
-            <w:vAlign w:val="center"/>
-          </w:tcPr>
-          <w:p>
-            <w:r>
-              <w:rPr>
-                <w:b/>
-              </w:rPr>
-              <w:t>SR2</w:t>
-            </w:r>
-          </w:p>
-        </w:tc>
-        <w:tc>
-          <w:tcPr>
-            <w:tcW w:w="5184" w:type="dxa"/>
-            <w:shd w:val="clear" w:color="auto" w:fill="F3F8FC"/>
-            <w:vAlign w:val="center"/>
-          </w:tcPr>
-          <w:p>
-            <w:r>
-              <w:t>As a renter, I want guided questions that help me explain my housing dispute clearly.</w:t>
-            </w:r>
-          </w:p>
-        </w:tc>
-      </w:tr>
-      <w:tr>
-        <w:trPr>
-          <w:jc w:val="center"/>
-        </w:trPr>
-        <w:tc>
-          <w:tcPr>
-            <w:tcW w:w="5184" w:type="dxa"/>
-            <w:vAlign w:val="center"/>
-          </w:tcPr>
-          <w:p>
-            <w:r>
-              <w:rPr>
-                <w:b/>
-              </w:rPr>
-              <w:t>SR3</w:t>
-            </w:r>
-          </w:p>
-        </w:tc>
-        <w:tc>
-          <w:tcPr>
-            <w:tcW w:w="5184" w:type="dxa"/>
-            <w:vAlign w:val="center"/>
-          </w:tcPr>
-          <w:p>
-            <w:r>
-              <w:t>As a renter, I want the application to fill out dispute forms using the information I provide.</w:t>
-            </w:r>
-          </w:p>
-        </w:tc>
-      </w:tr>
-      <w:tr>
-        <w:trPr>
-          <w:jc w:val="center"/>
-        </w:trPr>
-        <w:tc>
-          <w:tcPr>
-            <w:tcW w:w="5184" w:type="dxa"/>
-            <w:shd w:val="clear" w:color="auto" w:fill="F3F8FC"/>
-            <w:vAlign w:val="center"/>
-          </w:tcPr>
-          <w:p>
-            <w:r>
-              <w:rPr>
-                <w:b/>
-              </w:rPr>
-              <w:t>SR4</w:t>
-            </w:r>
-          </w:p>
-        </w:tc>
-        <w:tc>
-          <w:tcPr>
-            <w:tcW w:w="5184" w:type="dxa"/>
-            <w:shd w:val="clear" w:color="auto" w:fill="F3F8FC"/>
-            <w:vAlign w:val="center"/>
-          </w:tcPr>
-          <w:p>
-            <w:r>
-              <w:t>As a renter, I want to upload evidence such as photos, lease documents, receipts, messages, and inspection records.</w:t>
-            </w:r>
-          </w:p>
-        </w:tc>
-      </w:tr>
-      <w:tr>
-        <w:trPr>
-          <w:jc w:val="center"/>
-        </w:trPr>
-        <w:tc>
-          <w:tcPr>
-            <w:tcW w:w="5184" w:type="dxa"/>
-            <w:vAlign w:val="center"/>
-          </w:tcPr>
-          <w:p>
-            <w:r>
-              <w:rPr>
-                <w:b/>
-              </w:rPr>
-              <w:t>SR5</w:t>
-            </w:r>
-          </w:p>
-        </w:tc>
-        <w:tc>
-          <w:tcPr>
-            <w:tcW w:w="5184" w:type="dxa"/>
-            <w:vAlign w:val="center"/>
-          </w:tcPr>
-          <w:p>
-            <w:r>
-              <w:t>As a landlord or property manager, I want to view the renter's dispute details and submit my own response.</w:t>
-            </w:r>
-          </w:p>
-        </w:tc>
-      </w:tr>
-      <w:tr>
-        <w:trPr>
-          <w:jc w:val="center"/>
-        </w:trPr>
-        <w:tc>
-          <w:tcPr>
-            <w:tcW w:w="5184" w:type="dxa"/>
-            <w:shd w:val="clear" w:color="auto" w:fill="F3F8FC"/>
-            <w:vAlign w:val="center"/>
-          </w:tcPr>
-          <w:p>
-            <w:r>
-              <w:rPr>
-                <w:b/>
-              </w:rPr>
-              <w:t>SR6</w:t>
-            </w:r>
-          </w:p>
-        </w:tc>
-        <w:tc>
-          <w:tcPr>
-            <w:tcW w:w="5184" w:type="dxa"/>
-            <w:shd w:val="clear" w:color="auto" w:fill="F3F8FC"/>
-            <w:vAlign w:val="center"/>
-          </w:tcPr>
-          <w:p>
-            <w:r>
-              <w:t>As a landlord or property manager, I want to upload evidence that supports my side of the dispute.</w:t>
-            </w:r>
-          </w:p>
-        </w:tc>
-      </w:tr>
-      <w:tr>
-        <w:trPr>
-          <w:jc w:val="center"/>
-        </w:trPr>
-        <w:tc>
-          <w:tcPr>
-            <w:tcW w:w="5184" w:type="dxa"/>
-            <w:vAlign w:val="center"/>
-          </w:tcPr>
-          <w:p>
-            <w:r>
-              <w:rPr>
-                <w:b/>
-              </w:rPr>
-              <w:t>SR7</w:t>
-            </w:r>
-          </w:p>
-        </w:tc>
-        <w:tc>
-          <w:tcPr>
-            <w:tcW w:w="5184" w:type="dxa"/>
-            <w:vAlign w:val="center"/>
-          </w:tcPr>
-          <w:p>
-            <w:r>
-              <w:t>As a renter, I want to see what information is missing before my dispute is submitted.</w:t>
-            </w:r>
-          </w:p>
-        </w:tc>
-      </w:tr>
-      <w:tr>
-        <w:trPr>
-          <w:jc w:val="center"/>
-        </w:trPr>
-        <w:tc>
-          <w:tcPr>
-            <w:tcW w:w="5184" w:type="dxa"/>
-            <w:shd w:val="clear" w:color="auto" w:fill="F3F8FC"/>
-            <w:vAlign w:val="center"/>
-          </w:tcPr>
-          <w:p>
-            <w:r>
-              <w:rPr>
-                <w:b/>
-              </w:rPr>
-              <w:t>SR8</w:t>
-            </w:r>
-          </w:p>
-        </w:tc>
-        <w:tc>
-          <w:tcPr>
-            <w:tcW w:w="5184" w:type="dxa"/>
-            <w:shd w:val="clear" w:color="auto" w:fill="F3F8FC"/>
-            <w:vAlign w:val="center"/>
-          </w:tcPr>
-          <w:p>
-            <w:r>
-              <w:t>As both sides in a dispute, I want an AI arbitrator to review both positions and provide a neutral suggested resolution.</w:t>
-            </w:r>
-          </w:p>
-        </w:tc>
-      </w:tr>
-      <w:tr>
-        <w:trPr>
-          <w:jc w:val="center"/>
-        </w:trPr>
-        <w:tc>
-          <w:tcPr>
-            <w:tcW w:w="5184" w:type="dxa"/>
-            <w:vAlign w:val="center"/>
-          </w:tcPr>
-          <w:p>
-            <w:r>
-              <w:rPr>
-                <w:b/>
-              </w:rPr>
-              <w:t>SR9</w:t>
-            </w:r>
-          </w:p>
-        </w:tc>
-        <w:tc>
-          <w:tcPr>
-            <w:tcW w:w="5184" w:type="dxa"/>
-            <w:vAlign w:val="center"/>
-          </w:tcPr>
-          <w:p>
-            <w:r>
-              <w:t>As both sides in a dispute, I want the AI arbitrator to explain the main facts and reasoning behind its recommendation.</w:t>
-            </w:r>
-          </w:p>
-        </w:tc>
-      </w:tr>
-      <w:tr>
-        <w:trPr>
-          <w:jc w:val="center"/>
-        </w:trPr>
-        <w:tc>
-          <w:tcPr>
-            <w:tcW w:w="5184" w:type="dxa"/>
-            <w:shd w:val="clear" w:color="auto" w:fill="F3F8FC"/>
-            <w:vAlign w:val="center"/>
-          </w:tcPr>
-          <w:p>
-            <w:r>
-              <w:rPr>
-                <w:b/>
-              </w:rPr>
-              <w:t>SR10</w:t>
-            </w:r>
-          </w:p>
-        </w:tc>
-        <w:tc>
-          <w:tcPr>
-            <w:tcW w:w="5184" w:type="dxa"/>
-            <w:shd w:val="clear" w:color="auto" w:fill="F3F8FC"/>
-            <w:vAlign w:val="center"/>
-          </w:tcPr>
-          <w:p>
-            <w:r>
-              <w:t>As a renter, I want to download completed forms and dispute summaries for my records.</w:t>
-            </w:r>
-          </w:p>
-        </w:tc>
-      </w:tr>
-      <w:tr>
-        <w:trPr>
-          <w:jc w:val="center"/>
-        </w:trPr>
-        <w:tc>
-          <w:tcPr>
-            <w:tcW w:w="5184" w:type="dxa"/>
-            <w:vAlign w:val="center"/>
-          </w:tcPr>
-          <w:p>
-            <w:r>
-              <w:rPr>
-                <w:b/>
-              </w:rPr>
-              <w:t>SR11</w:t>
-            </w:r>
-          </w:p>
-        </w:tc>
-        <w:tc>
-          <w:tcPr>
-            <w:tcW w:w="5184" w:type="dxa"/>
-            <w:vAlign w:val="center"/>
-          </w:tcPr>
-          <w:p>
-            <w:r>
-              <w:t>As an administrator, I want to manage users, dispute cases, and flagged content.</w:t>
-            </w:r>
-          </w:p>
-        </w:tc>
-      </w:tr>
-      <w:tr>
-        <w:trPr>
-          <w:jc w:val="center"/>
-        </w:trPr>
-        <w:tc>
-          <w:tcPr>
-            <w:tcW w:w="5184" w:type="dxa"/>
-            <w:shd w:val="clear" w:color="auto" w:fill="F3F8FC"/>
-            <w:vAlign w:val="center"/>
-          </w:tcPr>
-          <w:p>
-            <w:r>
-              <w:rPr>
-                <w:b/>
-              </w:rPr>
-              <w:t>SR12</w:t>
-            </w:r>
-          </w:p>
-        </w:tc>
-        <w:tc>
-          <w:tcPr>
-            <w:tcW w:w="5184" w:type="dxa"/>
-            <w:shd w:val="clear" w:color="auto" w:fill="F3F8FC"/>
-            <w:vAlign w:val="center"/>
-          </w:tcPr>
-          <w:p>
-            <w:r>
-              <w:t>As a privacy-conscious user, I want my housing documents and dispute information to be protected from unauthorized access.</w:t>
-            </w:r>
-          </w:p>
-        </w:tc>
-      </w:tr>
-      <w:tr>
-        <w:trPr>
-          <w:jc w:val="center"/>
-        </w:trPr>
-        <w:tc>
-          <w:tcPr>
-            <w:tcW w:w="5184" w:type="dxa"/>
-            <w:vAlign w:val="center"/>
-          </w:tcPr>
-          <w:p>
-            <w:r>
-              <w:rPr>
-                <w:b/>
-              </w:rPr>
-              <w:t>SR13</w:t>
-            </w:r>
-          </w:p>
-        </w:tc>
-        <w:tc>
-          <w:tcPr>
-            <w:tcW w:w="5184" w:type="dxa"/>
-            <w:vAlign w:val="center"/>
-          </w:tcPr>
-          <w:p>
-            <w:r>
-              <w:t>As a project team member, I want requirements and traceability information to be easy to reference in Jira and GitHub.</w:t>
-            </w:r>
-          </w:p>
-        </w:tc>
-      </w:tr>
-      <w:tr>
-        <w:trPr>
-          <w:jc w:val="center"/>
-        </w:trPr>
-        <w:tc>
-          <w:tcPr>
-            <w:tcW w:w="5184" w:type="dxa"/>
-            <w:shd w:val="clear" w:color="auto" w:fill="F3F8FC"/>
-            <w:vAlign w:val="center"/>
-          </w:tcPr>
-          <w:p>
-            <w:r>
-              <w:rPr>
-                <w:b/>
-              </w:rPr>
-              <w:t>SR14</w:t>
-            </w:r>
-          </w:p>
-        </w:tc>
-        <w:tc>
-          <w:tcPr>
-            <w:tcW w:w="5184" w:type="dxa"/>
-            <w:shd w:val="clear" w:color="auto" w:fill="F3F8FC"/>
-            <w:vAlign w:val="center"/>
-          </w:tcPr>
-          <w:p>
-            <w:r>
-              <w:t>As a professor or project reviewer, I want the system requirements, architecture, and traceability to be clear enough to evaluate the project.</w:t>
-            </w:r>
-          </w:p>
-        </w:tc>
-      </w:tr>
-    </w:tbl>
-    <w:p/>
+    <w:p>
+      <w:pPr>
+        <w:pStyle w:val="Heading1"/>
+      </w:pPr>
+      <w:r>
+        <w:t>Stakeholder Requirements</w:t>
+      </w:r>
+    </w:p>
+    <w:p>
+      <w:pPr>
+        <w:pStyle w:val="Heading2"/>
+        <w:spacing w:before="80" w:after="20"/>
+      </w:pPr>
+      <w:r>
+        <w:t>SR1</w:t>
+      </w:r>
+    </w:p>
+    <w:p>
+      <w:pPr>
+        <w:spacing w:after="100"/>
+        <w:ind w:left="216"/>
+      </w:pPr>
+      <w:r>
+        <w:t>As a renter, I want the application to guide me through preparing official housing dispute paperwork.</w:t>
+      </w:r>
+    </w:p>
+    <w:p>
+      <w:pPr>
+        <w:pStyle w:val="Heading2"/>
+        <w:spacing w:before="80" w:after="20"/>
+      </w:pPr>
+      <w:r>
+        <w:t>SR2</w:t>
+      </w:r>
+    </w:p>
+    <w:p>
+      <w:pPr>
+        <w:spacing w:after="100"/>
+        <w:ind w:left="216"/>
+      </w:pPr>
+      <w:r>
+        <w:t>As a renter, I want the application to ask me simple guided questions instead of forcing me to understand confusing government forms on my own.</w:t>
+      </w:r>
+    </w:p>
+    <w:p>
+      <w:pPr>
+        <w:pStyle w:val="Heading2"/>
+        <w:spacing w:before="80" w:after="20"/>
+      </w:pPr>
+      <w:r>
+        <w:t>SR3</w:t>
+      </w:r>
+    </w:p>
+    <w:p>
+      <w:pPr>
+        <w:spacing w:after="100"/>
+        <w:ind w:left="216"/>
+      </w:pPr>
+      <w:r>
+        <w:t>As a renter, I want the application to help identify whether my issue is a security deposit dispute, maintenance dispute, unsafe housing issue, or another supported rental dispute.</w:t>
+      </w:r>
+    </w:p>
+    <w:p>
+      <w:pPr>
+        <w:pStyle w:val="Heading2"/>
+        <w:spacing w:before="80" w:after="20"/>
+      </w:pPr>
+      <w:r>
+        <w:t>SR4</w:t>
+      </w:r>
+    </w:p>
+    <w:p>
+      <w:pPr>
+        <w:spacing w:after="100"/>
+        <w:ind w:left="216"/>
+      </w:pPr>
+      <w:r>
+        <w:t>As a renter, I want the application to use my location and dispute type to determine which supported official form or document template is relevant.</w:t>
+      </w:r>
+    </w:p>
+    <w:p>
+      <w:pPr>
+        <w:pStyle w:val="Heading2"/>
+        <w:spacing w:before="80" w:after="20"/>
+      </w:pPr>
+      <w:r>
+        <w:t>SR5</w:t>
+      </w:r>
+    </w:p>
+    <w:p>
+      <w:pPr>
+        <w:spacing w:after="100"/>
+        <w:ind w:left="216"/>
+      </w:pPr>
+      <w:r>
+        <w:t>As a renter, I want the application to clearly tell me when my dispute type or location is not supported by the available form templates.</w:t>
+      </w:r>
+    </w:p>
+    <w:p>
+      <w:pPr>
+        <w:pStyle w:val="Heading2"/>
+        <w:spacing w:before="80" w:after="20"/>
+      </w:pPr>
+      <w:r>
+        <w:t>SR6</w:t>
+      </w:r>
+    </w:p>
+    <w:p>
+      <w:pPr>
+        <w:spacing w:after="100"/>
+        <w:ind w:left="216"/>
+      </w:pPr>
+      <w:r>
+        <w:t>As a renter, I want the application to pre-fill official renter dispute forms using the information I provide.</w:t>
+      </w:r>
+    </w:p>
+    <w:p>
+      <w:pPr>
+        <w:pStyle w:val="Heading2"/>
+        <w:spacing w:before="80" w:after="20"/>
+      </w:pPr>
+      <w:r>
+        <w:t>SR7</w:t>
+      </w:r>
+    </w:p>
+    <w:p>
+      <w:pPr>
+        <w:spacing w:after="100"/>
+        <w:ind w:left="216"/>
+      </w:pPr>
+      <w:r>
+        <w:t>As a renter, I want the application to show me missing information before generating a final form.</w:t>
+      </w:r>
+    </w:p>
+    <w:p>
+      <w:pPr>
+        <w:pStyle w:val="Heading2"/>
+        <w:spacing w:before="80" w:after="20"/>
+      </w:pPr>
+      <w:r>
+        <w:t>SR8</w:t>
+      </w:r>
+    </w:p>
+    <w:p>
+      <w:pPr>
+        <w:spacing w:after="100"/>
+        <w:ind w:left="216"/>
+      </w:pPr>
+      <w:r>
+        <w:t>As a renter, I want the application to let me review and edit my answers before the final form is created.</w:t>
+      </w:r>
+    </w:p>
+    <w:p>
+      <w:pPr>
+        <w:pStyle w:val="Heading2"/>
+        <w:spacing w:before="80" w:after="20"/>
+      </w:pPr>
+      <w:r>
+        <w:t>SR9</w:t>
+      </w:r>
+    </w:p>
+    <w:p>
+      <w:pPr>
+        <w:spacing w:after="100"/>
+        <w:ind w:left="216"/>
+      </w:pPr>
+      <w:r>
+        <w:t>As a renter, I want the application to help draft a clear dispute explanation based on the facts I provide.</w:t>
+      </w:r>
+    </w:p>
+    <w:p>
+      <w:pPr>
+        <w:pStyle w:val="Heading2"/>
+        <w:spacing w:before="80" w:after="20"/>
+      </w:pPr>
+      <w:r>
+        <w:t>SR10</w:t>
+      </w:r>
+    </w:p>
+    <w:p>
+      <w:pPr>
+        <w:spacing w:after="100"/>
+        <w:ind w:left="216"/>
+      </w:pPr>
+      <w:r>
+        <w:t>As a renter, I want the application to let me download or print the completed forms so I can submit them to the correct office or agency.</w:t>
+      </w:r>
+    </w:p>
+    <w:p>
+      <w:pPr>
+        <w:pStyle w:val="Heading2"/>
+        <w:spacing w:before="80" w:after="20"/>
+      </w:pPr>
+      <w:r>
+        <w:t>SR11</w:t>
+      </w:r>
+    </w:p>
+    <w:p>
+      <w:pPr>
+        <w:spacing w:after="100"/>
+        <w:ind w:left="216"/>
+      </w:pPr>
+      <w:r>
+        <w:t>As a renter, I want the application to save my dispute case so I can return to the information later.</w:t>
+      </w:r>
+    </w:p>
+    <w:p>
+      <w:pPr>
+        <w:pStyle w:val="Heading2"/>
+        <w:spacing w:before="80" w:after="20"/>
+      </w:pPr>
+      <w:r>
+        <w:t>SR12</w:t>
+      </w:r>
+    </w:p>
+    <w:p>
+      <w:pPr>
+        <w:spacing w:after="100"/>
+        <w:ind w:left="216"/>
+      </w:pPr>
+      <w:r>
+        <w:t>As a landlord, I want the application to allow me to view the renter claim details that require my response.</w:t>
+      </w:r>
+    </w:p>
+    <w:p>
+      <w:pPr>
+        <w:pStyle w:val="Heading2"/>
+        <w:spacing w:before="80" w:after="20"/>
+      </w:pPr>
+      <w:r>
+        <w:t>SR13</w:t>
+      </w:r>
+    </w:p>
+    <w:p>
+      <w:pPr>
+        <w:spacing w:after="100"/>
+        <w:ind w:left="216"/>
+      </w:pPr>
+      <w:r>
+        <w:t>As a landlord, I want the application to allow me to submit my side of the dispute so the review includes both perspectives.</w:t>
+      </w:r>
+    </w:p>
+    <w:p>
+      <w:pPr>
+        <w:pStyle w:val="Heading2"/>
+        <w:spacing w:before="80" w:after="20"/>
+      </w:pPr>
+      <w:r>
+        <w:lastRenderedPageBreak/>
+        <w:t>SR14</w:t>
+      </w:r>
+    </w:p>
+    <w:p>
+      <w:pPr>
+        <w:spacing w:after="100"/>
+        <w:ind w:left="216"/>
+      </w:pPr>
+      <w:r>
+        <w:t>As a renter, I want the application to allow my landlord to respond before an AI arbitration recommendation is generated.</w:t>
+      </w:r>
+    </w:p>
+    <w:p>
+      <w:pPr>
+        <w:pStyle w:val="Heading2"/>
+        <w:spacing w:before="80" w:after="20"/>
+      </w:pPr>
+      <w:r>
+        <w:t>SR15</w:t>
+      </w:r>
+    </w:p>
+    <w:p>
+      <w:pPr>
+        <w:spacing w:after="100"/>
+        <w:ind w:left="216"/>
+      </w:pPr>
+      <w:r>
+        <w:t>As a landlord, I want the application to consider my explanation and evidence before showing an AI arbitration recommendation.</w:t>
+      </w:r>
+    </w:p>
+    <w:p>
+      <w:pPr>
+        <w:pStyle w:val="Heading2"/>
+        <w:spacing w:before="80" w:after="20"/>
+      </w:pPr>
+      <w:r>
+        <w:t>SR16</w:t>
+      </w:r>
+    </w:p>
+    <w:p>
+      <w:pPr>
+        <w:spacing w:after="100"/>
+        <w:ind w:left="216"/>
+      </w:pPr>
+      <w:r>
+        <w:t>As a renter, I want the AI arbitrator to summarize both sides neutrally so the disagreement is easier to understand.</w:t>
+      </w:r>
+    </w:p>
+    <w:p>
+      <w:pPr>
+        <w:pStyle w:val="Heading2"/>
+        <w:spacing w:before="80" w:after="20"/>
+      </w:pPr>
+      <w:r>
+        <w:t>SR17</w:t>
+      </w:r>
+    </w:p>
+    <w:p>
+      <w:pPr>
+        <w:spacing w:after="100"/>
+        <w:ind w:left="216"/>
+      </w:pPr>
+      <w:r>
+        <w:t>As a renter, I want the AI arbitrator to identify missing evidence so I know what information may strengthen my dispute.</w:t>
+      </w:r>
+    </w:p>
+    <w:p>
+      <w:pPr>
+        <w:pStyle w:val="Heading2"/>
+        <w:spacing w:before="80" w:after="20"/>
+      </w:pPr>
+      <w:r>
+        <w:t>SR18</w:t>
+      </w:r>
+    </w:p>
+    <w:p>
+      <w:pPr>
+        <w:spacing w:after="100"/>
+        <w:ind w:left="216"/>
+      </w:pPr>
+      <w:r>
+        <w:t>As a landlord, I want the AI arbitrator to identify disputed facts instead of assuming one side is automatically correct.</w:t>
+      </w:r>
+    </w:p>
+    <w:p>
+      <w:pPr>
+        <w:pStyle w:val="Heading2"/>
+        <w:spacing w:before="80" w:after="20"/>
+      </w:pPr>
+      <w:r>
+        <w:t>SR19</w:t>
+      </w:r>
+    </w:p>
+    <w:p>
+      <w:pPr>
+        <w:spacing w:after="100"/>
+        <w:ind w:left="216"/>
+      </w:pPr>
+      <w:r>
+        <w:t>As a renter, I want the AI arbitrator to suggest a fair possible resolution based on the information submitted by both sides.</w:t>
+      </w:r>
+    </w:p>
+    <w:p>
+      <w:pPr>
+        <w:pStyle w:val="Heading2"/>
+        <w:spacing w:before="80" w:after="20"/>
+      </w:pPr>
+      <w:r>
+        <w:t>SR20</w:t>
+      </w:r>
+    </w:p>
+    <w:p>
+      <w:pPr>
+        <w:spacing w:after="100"/>
+        <w:ind w:left="216"/>
+      </w:pPr>
+      <w:r>
+        <w:t>As a user, I want the application to clearly state that AI output is not legal advice and is not an official court or government decision.</w:t>
+      </w:r>
+    </w:p>
+    <w:p>
+      <w:pPr>
+        <w:pStyle w:val="Heading2"/>
+        <w:spacing w:before="80" w:after="20"/>
+      </w:pPr>
+      <w:r>
+        <w:t>SR21</w:t>
+      </w:r>
+    </w:p>
+    <w:p>
+      <w:pPr>
+        <w:spacing w:after="100"/>
+        <w:ind w:left="216"/>
+      </w:pPr>
+      <w:r>
+        <w:t>As a user, I want the application to protect case access so only people with the correct case link or credentials can view dispute information.</w:t>
+      </w:r>
+    </w:p>
+    <w:p>
+      <w:pPr>
+        <w:pStyle w:val="Heading2"/>
+        <w:spacing w:before="80" w:after="20"/>
+      </w:pPr>
+      <w:r>
+        <w:t>SR22</w:t>
+      </w:r>
+    </w:p>
+    <w:p>
+      <w:pPr>
+        <w:spacing w:after="100"/>
+        <w:ind w:left="216"/>
+      </w:pPr>
+      <w:r>
+        <w:t>As a project team member, I want the system requirements and architecture to clearly show how official form generation and AI arbitration work.</w:t>
+      </w:r>
+    </w:p>
     <w:sectPr>
+      <w:footerReference w:type="default" r:id="rId8"/>
       <w:pgSz w:w="12240" w:h="15840"/>
-      <w:pgMar w:top="936" w:right="936" w:bottom="936" w:left="936" w:header="720" w:footer="720" w:gutter="0"/>
+      <w:pgMar w:top="792" w:right="936" w:bottom="792" w:left="936" w:header="720" w:footer="720" w:gutter="0"/>
       <w:cols w:space="720"/>
       <w:docGrid w:linePitch="360"/>
     </w:sectPr>
   </w:body>
 </w:document>
+</file>
+
+<file path=word/endnotes.xml><?xml version="1.0" encoding="utf-8"?>
+<w:endnotes xmlns:wpc="http://schemas.microsoft.com/office/word/2010/wordprocessingCanvas" xmlns:cx="http://schemas.microsoft.com/office/drawing/2014/chartex" xmlns:cx1="http://schemas.microsoft.com/office/drawing/2015/9/8/chartex" xmlns:cx2="http://schemas.microsoft.com/office/drawing/2015/10/21/chartex" xmlns:cx3="http://schemas.microsoft.com/office/drawing/2016/5/9/chartex" xmlns:cx4="http://schemas.microsoft.com/office/drawing/2016/5/10/chartex" xmlns:cx5="http://schemas.microsoft.com/office/drawing/2016/5/11/chartex" xmlns:cx6="http://schemas.microsoft.com/office/drawing/2016/5/12/chartex" xmlns:cx7="http://schemas.microsoft.com/office/drawing/2016/5/13/chartex" xmlns:cx8="http://schemas.microsoft.com/office/drawing/2016/5/14/chartex" xmlns:mc="http://schemas.openxmlformats.org/markup-compatibility/2006" xmlns:aink="http://schemas.microsoft.com/office/drawing/2016/ink" xmlns:am3d="http://schemas.microsoft.com/office/drawing/2017/model3d" xmlns:o="urn:schemas-microsoft-com:office:office" xmlns:oel="http://schemas.microsoft.com/office/2019/extlst" xmlns:r="http://schemas.openxmlformats.org/officeDocument/2006/relationships" xmlns:m="http://schemas.openxmlformats.org/officeDocument/2006/math" xmlns:v="urn:schemas-microsoft-com:vml" xmlns:wp14="http://schemas.microsoft.com/office/word/2010/wordprocessingDrawing" xmlns:wp="http://schemas.openxmlformats.org/drawingml/2006/wordprocessingDrawing" xmlns:w10="urn:schemas-microsoft-com:office:word" xmlns:w="http://schemas.openxmlformats.org/wordprocessingml/2006/main" xmlns:w14="http://schemas.microsoft.com/office/word/2010/wordml" xmlns:w15="http://schemas.microsoft.com/office/word/2012/wordml" xmlns:w16cex="http://schemas.microsoft.com/office/word/2018/wordml/cex" xmlns:w16cid="http://schemas.microsoft.com/office/word/2016/wordml/cid" xmlns:w16="http://schemas.microsoft.com/office/word/2018/wordml" xmlns:w16du="http://schemas.microsoft.com/office/word/2023/wordml/word16du" xmlns:w16sdtdh="http://schemas.microsoft.com/office/word/2020/wordml/sdtdatahash" xmlns:w16sdtfl="http://schemas.microsoft.com/office/word/2024/wordml/sdtformatlock" xmlns:w16se="http://schemas.microsoft.com/office/word/2015/wordml/symex" xmlns:wpg="http://schemas.microsoft.com/office/word/2010/wordprocessingGroup" xmlns:wpi="http://schemas.microsoft.com/office/word/2010/wordprocessingInk" xmlns:wne="http://schemas.microsoft.com/office/word/2006/wordml" xmlns:wps="http://schemas.microsoft.com/office/word/2010/wordprocessingShape" mc:Ignorable="w14 w15 w16se w16cid w16 w16cex w16sdtdh w16sdtfl w16du wp14">
+  <w:endnote w:type="separator" w:id="-1">
+    <w:p>
+      <w:pPr>
+        <w:spacing w:after="0" w:line="240" w:lineRule="auto"/>
+      </w:pPr>
+      <w:r>
+        <w:separator/>
+      </w:r>
+    </w:p>
+  </w:endnote>
+  <w:endnote w:type="continuationSeparator" w:id="0">
+    <w:p>
+      <w:pPr>
+        <w:spacing w:after="0" w:line="240" w:lineRule="auto"/>
+      </w:pPr>
+      <w:r>
+        <w:continuationSeparator/>
+      </w:r>
+    </w:p>
+  </w:endnote>
+</w:endnotes>
+</file>
+
+<file path=word/footer1.xml><?xml version="1.0" encoding="utf-8"?>
+<w:ftr xmlns:wpc="http://schemas.microsoft.com/office/word/2010/wordprocessingCanvas" xmlns:cx="http://schemas.microsoft.com/office/drawing/2014/chartex" xmlns:cx1="http://schemas.microsoft.com/office/drawing/2015/9/8/chartex" xmlns:cx2="http://schemas.microsoft.com/office/drawing/2015/10/21/chartex" xmlns:cx3="http://schemas.microsoft.com/office/drawing/2016/5/9/chartex" xmlns:cx4="http://schemas.microsoft.com/office/drawing/2016/5/10/chartex" xmlns:cx5="http://schemas.microsoft.com/office/drawing/2016/5/11/chartex" xmlns:cx6="http://schemas.microsoft.com/office/drawing/2016/5/12/chartex" xmlns:cx7="http://schemas.microsoft.com/office/drawing/2016/5/13/chartex" xmlns:cx8="http://schemas.microsoft.com/office/drawing/2016/5/14/chartex" xmlns:mc="http://schemas.openxmlformats.org/markup-compatibility/2006" xmlns:aink="http://schemas.microsoft.com/office/drawing/2016/ink" xmlns:am3d="http://schemas.microsoft.com/office/drawing/2017/model3d" xmlns:o="urn:schemas-microsoft-com:office:office" xmlns:oel="http://schemas.microsoft.com/office/2019/extlst" xmlns:r="http://schemas.openxmlformats.org/officeDocument/2006/relationships" xmlns:m="http://schemas.openxmlformats.org/officeDocument/2006/math" xmlns:v="urn:schemas-microsoft-com:vml" xmlns:wp14="http://schemas.microsoft.com/office/word/2010/wordprocessingDrawing" xmlns:wp="http://schemas.openxmlformats.org/drawingml/2006/wordprocessingDrawing" xmlns:w10="urn:schemas-microsoft-com:office:word" xmlns:w="http://schemas.openxmlformats.org/wordprocessingml/2006/main" xmlns:w14="http://schemas.microsoft.com/office/word/2010/wordml" xmlns:w15="http://schemas.microsoft.com/office/word/2012/wordml" xmlns:w16cex="http://schemas.microsoft.com/office/word/2018/wordml/cex" xmlns:w16cid="http://schemas.microsoft.com/office/word/2016/wordml/cid" xmlns:w16="http://schemas.microsoft.com/office/word/2018/wordml" xmlns:w16du="http://schemas.microsoft.com/office/word/2023/wordml/word16du" xmlns:w16sdtdh="http://schemas.microsoft.com/office/word/2020/wordml/sdtdatahash" xmlns:w16sdtfl="http://schemas.microsoft.com/office/word/2024/wordml/sdtformatlock" xmlns:w16se="http://schemas.microsoft.com/office/word/2015/wordml/symex" xmlns:wpg="http://schemas.microsoft.com/office/word/2010/wordprocessingGroup" xmlns:wpi="http://schemas.microsoft.com/office/word/2010/wordprocessingInk" xmlns:wne="http://schemas.microsoft.com/office/word/2006/wordml" xmlns:wps="http://schemas.microsoft.com/office/word/2010/wordprocessingShape" mc:Ignorable="w14 w15 w16se w16cid w16 w16cex w16sdtdh w16sdtfl w16du wp14">
+  <w:p>
+    <w:pPr>
+      <w:pStyle w:val="Footer"/>
+      <w:jc w:val="center"/>
+    </w:pPr>
+    <w:r>
+      <w:rPr>
+        <w:color w:val="666666"/>
+        <w:sz w:val="16"/>
+      </w:rPr>
+      <w:t>CSCI370 Renter Dispute Assistant - Stakeholder Requirements</w:t>
+    </w:r>
+  </w:p>
+</w:ftr>
+</file>
+
+<file path=word/footnotes.xml><?xml version="1.0" encoding="utf-8"?>
+<w:footnotes xmlns:wpc="http://schemas.microsoft.com/office/word/2010/wordprocessingCanvas" xmlns:cx="http://schemas.microsoft.com/office/drawing/2014/chartex" xmlns:cx1="http://schemas.microsoft.com/office/drawing/2015/9/8/chartex" xmlns:cx2="http://schemas.microsoft.com/office/drawing/2015/10/21/chartex" xmlns:cx3="http://schemas.microsoft.com/office/drawing/2016/5/9/chartex" xmlns:cx4="http://schemas.microsoft.com/office/drawing/2016/5/10/chartex" xmlns:cx5="http://schemas.microsoft.com/office/drawing/2016/5/11/chartex" xmlns:cx6="http://schemas.microsoft.com/office/drawing/2016/5/12/chartex" xmlns:cx7="http://schemas.microsoft.com/office/drawing/2016/5/13/chartex" xmlns:cx8="http://schemas.microsoft.com/office/drawing/2016/5/14/chartex" xmlns:mc="http://schemas.openxmlformats.org/markup-compatibility/2006" xmlns:aink="http://schemas.microsoft.com/office/drawing/2016/ink" xmlns:am3d="http://schemas.microsoft.com/office/drawing/2017/model3d" xmlns:o="urn:schemas-microsoft-com:office:office" xmlns:oel="http://schemas.microsoft.com/office/2019/extlst" xmlns:r="http://schemas.openxmlformats.org/officeDocument/2006/relationships" xmlns:m="http://schemas.openxmlformats.org/officeDocument/2006/math" xmlns:v="urn:schemas-microsoft-com:vml" xmlns:wp14="http://schemas.microsoft.com/office/word/2010/wordprocessingDrawing" xmlns:wp="http://schemas.openxmlformats.org/drawingml/2006/wordprocessingDrawing" xmlns:w10="urn:schemas-microsoft-com:office:word" xmlns:w="http://schemas.openxmlformats.org/wordprocessingml/2006/main" xmlns:w14="http://schemas.microsoft.com/office/word/2010/wordml" xmlns:w15="http://schemas.microsoft.com/office/word/2012/wordml" xmlns:w16cex="http://schemas.microsoft.com/office/word/2018/wordml/cex" xmlns:w16cid="http://schemas.microsoft.com/office/word/2016/wordml/cid" xmlns:w16="http://schemas.microsoft.com/office/word/2018/wordml" xmlns:w16du="http://schemas.microsoft.com/office/word/2023/wordml/word16du" xmlns:w16sdtdh="http://schemas.microsoft.com/office/word/2020/wordml/sdtdatahash" xmlns:w16sdtfl="http://schemas.microsoft.com/office/word/2024/wordml/sdtformatlock" xmlns:w16se="http://schemas.microsoft.com/office/word/2015/wordml/symex" xmlns:wpg="http://schemas.microsoft.com/office/word/2010/wordprocessingGroup" xmlns:wpi="http://schemas.microsoft.com/office/word/2010/wordprocessingInk" xmlns:wne="http://schemas.microsoft.com/office/word/2006/wordml" xmlns:wps="http://schemas.microsoft.com/office/word/2010/wordprocessingShape" mc:Ignorable="w14 w15 w16se w16cid w16 w16cex w16sdtdh w16sdtfl w16du wp14">
+  <w:footnote w:type="separator" w:id="-1">
+    <w:p>
+      <w:pPr>
+        <w:spacing w:after="0" w:line="240" w:lineRule="auto"/>
+      </w:pPr>
+      <w:r>
+        <w:separator/>
+      </w:r>
+    </w:p>
+  </w:footnote>
+  <w:footnote w:type="continuationSeparator" w:id="0">
+    <w:p>
+      <w:pPr>
+        <w:spacing w:after="0" w:line="240" w:lineRule="auto"/>
+      </w:pPr>
+      <w:r>
+        <w:continuationSeparator/>
+      </w:r>
+    </w:p>
+  </w:footnote>
+</w:footnotes>
 </file>
 
 <file path=word/numbering.xml><?xml version="1.0" encoding="utf-8"?>
@@ -694,31 +684,31 @@
       </w:rPr>
     </w:lvl>
   </w:abstractNum>
-  <w:num w:numId="1" w16cid:durableId="1827473294">
+  <w:num w:numId="1" w16cid:durableId="1581865859">
     <w:abstractNumId w:val="8"/>
   </w:num>
-  <w:num w:numId="2" w16cid:durableId="1857041281">
+  <w:num w:numId="2" w16cid:durableId="605622360">
     <w:abstractNumId w:val="6"/>
   </w:num>
-  <w:num w:numId="3" w16cid:durableId="1485505338">
+  <w:num w:numId="3" w16cid:durableId="788623287">
     <w:abstractNumId w:val="5"/>
   </w:num>
-  <w:num w:numId="4" w16cid:durableId="61025881">
+  <w:num w:numId="4" w16cid:durableId="1930960624">
     <w:abstractNumId w:val="4"/>
   </w:num>
-  <w:num w:numId="5" w16cid:durableId="500242474">
+  <w:num w:numId="5" w16cid:durableId="433326536">
     <w:abstractNumId w:val="7"/>
   </w:num>
-  <w:num w:numId="6" w16cid:durableId="1873304260">
+  <w:num w:numId="6" w16cid:durableId="827479586">
     <w:abstractNumId w:val="3"/>
   </w:num>
-  <w:num w:numId="7" w16cid:durableId="640382990">
+  <w:num w:numId="7" w16cid:durableId="839809173">
     <w:abstractNumId w:val="2"/>
   </w:num>
-  <w:num w:numId="8" w16cid:durableId="1888755739">
+  <w:num w:numId="8" w16cid:durableId="1134055399">
     <w:abstractNumId w:val="1"/>
   </w:num>
-  <w:num w:numId="9" w16cid:durableId="1513641876">
+  <w:num w:numId="9" w16cid:durableId="1988893084">
     <w:abstractNumId w:val="0"/>
   </w:num>
 </w:numbering>
@@ -1115,8 +1105,8 @@
     <w:qFormat/>
     <w:rsid w:val="00FC693F"/>
     <w:rPr>
-      <w:rFonts w:ascii="Arial" w:hAnsi="Arial"/>
-      <w:sz w:val="20"/>
+      <w:rFonts w:ascii="Aptos" w:eastAsia="Aptos" w:hAnsi="Aptos"/>
+      <w:sz w:val="21"/>
     </w:rPr>
   </w:style>
   <w:style w:type="paragraph" w:styleId="Heading1">
@@ -1138,7 +1128,7 @@
       <w:b/>
       <w:bCs/>
       <w:color w:val="1F4E79"/>
-      <w:sz w:val="32"/>
+      <w:sz w:val="30"/>
       <w:szCs w:val="28"/>
     </w:rPr>
   </w:style>
@@ -1162,7 +1152,7 @@
       <w:b/>
       <w:bCs/>
       <w:color w:val="1F4E79"/>
-      <w:sz w:val="26"/>
+      <w:sz w:val="24"/>
       <w:szCs w:val="26"/>
     </w:rPr>
   </w:style>
@@ -1186,6 +1176,7 @@
       <w:b/>
       <w:bCs/>
       <w:color w:val="1F4E79"/>
+      <w:sz w:val="22"/>
     </w:rPr>
   </w:style>
   <w:style w:type="paragraph" w:styleId="Heading4">
@@ -1299,6 +1290,7 @@
     <w:rPr>
       <w:rFonts w:asciiTheme="majorHAnsi" w:eastAsiaTheme="majorEastAsia" w:hAnsiTheme="majorHAnsi" w:cstheme="majorBidi"/>
       <w:color w:val="4F81BD" w:themeColor="accent1"/>
+      <w:sz w:val="20"/>
       <w:szCs w:val="20"/>
     </w:rPr>
   </w:style>
@@ -1323,6 +1315,7 @@
       <w:i/>
       <w:iCs/>
       <w:color w:val="404040" w:themeColor="text1" w:themeTint="BF"/>
+      <w:sz w:val="20"/>
       <w:szCs w:val="20"/>
     </w:rPr>
   </w:style>
@@ -1466,10 +1459,10 @@
     </w:pPr>
     <w:rPr>
       <w:rFonts w:asciiTheme="majorHAnsi" w:eastAsiaTheme="majorEastAsia" w:hAnsiTheme="majorHAnsi" w:cstheme="majorBidi"/>
-      <w:color w:val="17365D" w:themeColor="text2" w:themeShade="BF"/>
+      <w:color w:val="1F4E79"/>
       <w:spacing w:val="5"/>
       <w:kern w:val="28"/>
-      <w:sz w:val="52"/>
+      <w:sz w:val="44"/>
       <w:szCs w:val="52"/>
     </w:rPr>
   </w:style>
